--- a/starting again, from scratch with no idea what to do.docx
+++ b/starting again, from scratch with no idea what to do.docx
@@ -69,6 +69,12 @@
     <w:p>
       <w:r>
         <w:t>Info (209061): Ended Programmer operation at Wed Mar 11 23:55:23 2026</w:t>
+      </w:r>
+    </w:p>
+    <w:p/>
+    <w:p>
+      <w:r>
+        <w:t>Made hello world blink led 0</w:t>
       </w:r>
     </w:p>
     <w:sectPr>
